--- a/public/files/daily-planner/daily-planner.docx
+++ b/public/files/daily-planner/daily-planner.docx
@@ -4,7 +4,7 @@
   <w:body>
     <w:p>
       <w:pPr>
-        <w:spacing w:after="34" w:before="0" w:line="312" w:lineRule="auto"/>
+        <w:spacing w:after="40" w:before="0" w:line="312" w:lineRule="auto"/>
         <w:jc w:val="center"/>
       </w:pPr>
       <w:r>
@@ -19,7 +19,7 @@
     </w:p>
     <w:p>
       <w:pPr>
-        <w:spacing w:after="85" w:before="0" w:line="312" w:lineRule="auto"/>
+        <w:spacing w:after="100" w:before="0" w:line="312" w:lineRule="auto"/>
         <w:jc w:val="left"/>
         <w:pBdr>
           <w:bottom w:val="single" w:sz="14" w:space="2" w:color="24384F"/>
@@ -51,7 +51,7 @@
       </w:tblGrid>
       <w:tr>
         <w:trPr>
-          <w:trHeight w:val="385" w:hRule="atLeast"/>
+          <w:trHeight w:val="453" w:hRule="atLeast"/>
         </w:trPr>
         <w:tc>
           <w:tcPr>
@@ -221,7 +221,7 @@
       </w:tr>
       <w:tr>
         <w:trPr>
-          <w:trHeight w:val="385" w:hRule="atLeast"/>
+          <w:trHeight w:val="453" w:hRule="atLeast"/>
         </w:trPr>
         <w:tc>
           <w:tcPr>
@@ -392,7 +392,7 @@
     </w:tbl>
     <w:p>
       <w:pPr>
-        <w:spacing w:after="34" w:before="0" w:line="312" w:lineRule="auto"/>
+        <w:spacing w:after="40" w:before="0" w:line="312" w:lineRule="auto"/>
         <w:jc w:val="left"/>
       </w:pPr>
       <w:r>
@@ -405,7 +405,7 @@
     </w:p>
     <w:p>
       <w:pPr>
-        <w:spacing w:after="34" w:before="68" w:line="312" w:lineRule="auto"/>
+        <w:spacing w:after="40" w:before="80" w:line="312" w:lineRule="auto"/>
         <w:jc w:val="left"/>
         <w:pBdr>
           <w:bottom w:val="single" w:sz="6" w:space="2" w:color="C9D2DD"/>
@@ -447,7 +447,7 @@
       </w:tblGrid>
       <w:tr>
         <w:trPr>
-          <w:trHeight w:val="385" w:hRule="atLeast"/>
+          <w:trHeight w:val="453" w:hRule="atLeast"/>
         </w:trPr>
         <w:tc>
           <w:tcPr>
@@ -597,7 +597,7 @@
       </w:tr>
       <w:tr>
         <w:trPr>
-          <w:trHeight w:val="385" w:hRule="atLeast"/>
+          <w:trHeight w:val="453" w:hRule="atLeast"/>
         </w:trPr>
         <w:tc>
           <w:tcPr>
@@ -613,7 +613,7 @@
           <w:p>
             <w:pPr>
               <w:spacing w:after="0" w:line="312" w:lineRule="auto"/>
-              <w:jc w:val="left"/>
+              <w:jc w:val="center"/>
             </w:pPr>
             <w:r/>
             <w:r>
@@ -639,7 +639,7 @@
           <w:p>
             <w:pPr>
               <w:spacing w:after="0" w:line="312" w:lineRule="auto"/>
-              <w:jc w:val="left"/>
+              <w:jc w:val="center"/>
             </w:pPr>
             <w:r/>
             <w:r>
@@ -665,7 +665,7 @@
           <w:p>
             <w:pPr>
               <w:spacing w:after="0" w:line="312" w:lineRule="auto"/>
-              <w:jc w:val="left"/>
+              <w:jc w:val="center"/>
             </w:pPr>
             <w:r/>
             <w:r>
@@ -691,7 +691,7 @@
           <w:p>
             <w:pPr>
               <w:spacing w:after="0" w:line="312" w:lineRule="auto"/>
-              <w:jc w:val="left"/>
+              <w:jc w:val="center"/>
             </w:pPr>
             <w:r/>
             <w:r>
@@ -717,7 +717,7 @@
           <w:p>
             <w:pPr>
               <w:spacing w:after="0" w:line="312" w:lineRule="auto"/>
-              <w:jc w:val="left"/>
+              <w:jc w:val="center"/>
             </w:pPr>
             <w:r/>
             <w:r>
@@ -732,7 +732,7 @@
       </w:tr>
       <w:tr>
         <w:trPr>
-          <w:trHeight w:val="385" w:hRule="atLeast"/>
+          <w:trHeight w:val="453" w:hRule="atLeast"/>
         </w:trPr>
         <w:tc>
           <w:tcPr>
@@ -748,7 +748,7 @@
           <w:p>
             <w:pPr>
               <w:spacing w:after="0" w:line="312" w:lineRule="auto"/>
-              <w:jc w:val="left"/>
+              <w:jc w:val="center"/>
             </w:pPr>
             <w:r/>
             <w:r>
@@ -774,7 +774,7 @@
           <w:p>
             <w:pPr>
               <w:spacing w:after="0" w:line="312" w:lineRule="auto"/>
-              <w:jc w:val="left"/>
+              <w:jc w:val="center"/>
             </w:pPr>
             <w:r/>
             <w:r>
@@ -800,7 +800,7 @@
           <w:p>
             <w:pPr>
               <w:spacing w:after="0" w:line="312" w:lineRule="auto"/>
-              <w:jc w:val="left"/>
+              <w:jc w:val="center"/>
             </w:pPr>
             <w:r/>
             <w:r>
@@ -826,7 +826,7 @@
           <w:p>
             <w:pPr>
               <w:spacing w:after="0" w:line="312" w:lineRule="auto"/>
-              <w:jc w:val="left"/>
+              <w:jc w:val="center"/>
             </w:pPr>
             <w:r/>
             <w:r>
@@ -852,7 +852,7 @@
           <w:p>
             <w:pPr>
               <w:spacing w:after="0" w:line="312" w:lineRule="auto"/>
-              <w:jc w:val="left"/>
+              <w:jc w:val="center"/>
             </w:pPr>
             <w:r/>
             <w:r>
@@ -867,7 +867,7 @@
       </w:tr>
       <w:tr>
         <w:trPr>
-          <w:trHeight w:val="385" w:hRule="atLeast"/>
+          <w:trHeight w:val="453" w:hRule="atLeast"/>
         </w:trPr>
         <w:tc>
           <w:tcPr>
@@ -883,7 +883,7 @@
           <w:p>
             <w:pPr>
               <w:spacing w:after="0" w:line="312" w:lineRule="auto"/>
-              <w:jc w:val="left"/>
+              <w:jc w:val="center"/>
             </w:pPr>
             <w:r/>
             <w:r>
@@ -909,7 +909,7 @@
           <w:p>
             <w:pPr>
               <w:spacing w:after="0" w:line="312" w:lineRule="auto"/>
-              <w:jc w:val="left"/>
+              <w:jc w:val="center"/>
             </w:pPr>
             <w:r/>
             <w:r>
@@ -935,7 +935,7 @@
           <w:p>
             <w:pPr>
               <w:spacing w:after="0" w:line="312" w:lineRule="auto"/>
-              <w:jc w:val="left"/>
+              <w:jc w:val="center"/>
             </w:pPr>
             <w:r/>
             <w:r>
@@ -961,7 +961,7 @@
           <w:p>
             <w:pPr>
               <w:spacing w:after="0" w:line="312" w:lineRule="auto"/>
-              <w:jc w:val="left"/>
+              <w:jc w:val="center"/>
             </w:pPr>
             <w:r/>
             <w:r>
@@ -987,7 +987,7 @@
           <w:p>
             <w:pPr>
               <w:spacing w:after="0" w:line="312" w:lineRule="auto"/>
-              <w:jc w:val="left"/>
+              <w:jc w:val="center"/>
             </w:pPr>
             <w:r/>
             <w:r>
@@ -1002,7 +1002,7 @@
       </w:tr>
       <w:tr>
         <w:trPr>
-          <w:trHeight w:val="385" w:hRule="atLeast"/>
+          <w:trHeight w:val="453" w:hRule="atLeast"/>
         </w:trPr>
         <w:tc>
           <w:tcPr>
@@ -1018,7 +1018,7 @@
           <w:p>
             <w:pPr>
               <w:spacing w:after="0" w:line="312" w:lineRule="auto"/>
-              <w:jc w:val="left"/>
+              <w:jc w:val="center"/>
             </w:pPr>
             <w:r/>
             <w:r>
@@ -1044,7 +1044,7 @@
           <w:p>
             <w:pPr>
               <w:spacing w:after="0" w:line="312" w:lineRule="auto"/>
-              <w:jc w:val="left"/>
+              <w:jc w:val="center"/>
             </w:pPr>
             <w:r/>
             <w:r>
@@ -1070,7 +1070,7 @@
           <w:p>
             <w:pPr>
               <w:spacing w:after="0" w:line="312" w:lineRule="auto"/>
-              <w:jc w:val="left"/>
+              <w:jc w:val="center"/>
             </w:pPr>
             <w:r/>
             <w:r>
@@ -1096,7 +1096,7 @@
           <w:p>
             <w:pPr>
               <w:spacing w:after="0" w:line="312" w:lineRule="auto"/>
-              <w:jc w:val="left"/>
+              <w:jc w:val="center"/>
             </w:pPr>
             <w:r/>
             <w:r>
@@ -1122,7 +1122,7 @@
           <w:p>
             <w:pPr>
               <w:spacing w:after="0" w:line="312" w:lineRule="auto"/>
-              <w:jc w:val="left"/>
+              <w:jc w:val="center"/>
             </w:pPr>
             <w:r/>
             <w:r>
@@ -1137,7 +1137,7 @@
       </w:tr>
       <w:tr>
         <w:trPr>
-          <w:trHeight w:val="385" w:hRule="atLeast"/>
+          <w:trHeight w:val="453" w:hRule="atLeast"/>
         </w:trPr>
         <w:tc>
           <w:tcPr>
@@ -1153,7 +1153,7 @@
           <w:p>
             <w:pPr>
               <w:spacing w:after="0" w:line="312" w:lineRule="auto"/>
-              <w:jc w:val="left"/>
+              <w:jc w:val="center"/>
             </w:pPr>
             <w:r/>
             <w:r>
@@ -1179,7 +1179,7 @@
           <w:p>
             <w:pPr>
               <w:spacing w:after="0" w:line="312" w:lineRule="auto"/>
-              <w:jc w:val="left"/>
+              <w:jc w:val="center"/>
             </w:pPr>
             <w:r/>
             <w:r>
@@ -1205,7 +1205,7 @@
           <w:p>
             <w:pPr>
               <w:spacing w:after="0" w:line="312" w:lineRule="auto"/>
-              <w:jc w:val="left"/>
+              <w:jc w:val="center"/>
             </w:pPr>
             <w:r/>
             <w:r>
@@ -1231,7 +1231,7 @@
           <w:p>
             <w:pPr>
               <w:spacing w:after="0" w:line="312" w:lineRule="auto"/>
-              <w:jc w:val="left"/>
+              <w:jc w:val="center"/>
             </w:pPr>
             <w:r/>
             <w:r>
@@ -1257,7 +1257,7 @@
           <w:p>
             <w:pPr>
               <w:spacing w:after="0" w:line="312" w:lineRule="auto"/>
-              <w:jc w:val="left"/>
+              <w:jc w:val="center"/>
             </w:pPr>
             <w:r/>
             <w:r>
@@ -1273,7 +1273,7 @@
     </w:tbl>
     <w:p>
       <w:pPr>
-        <w:spacing w:after="34" w:before="0" w:line="312" w:lineRule="auto"/>
+        <w:spacing w:after="40" w:before="0" w:line="312" w:lineRule="auto"/>
         <w:jc w:val="left"/>
       </w:pPr>
       <w:r>
@@ -1286,7 +1286,7 @@
     </w:p>
     <w:p>
       <w:pPr>
-        <w:spacing w:after="34" w:before="68" w:line="312" w:lineRule="auto"/>
+        <w:spacing w:after="40" w:before="80" w:line="312" w:lineRule="auto"/>
         <w:jc w:val="left"/>
         <w:pBdr>
           <w:bottom w:val="single" w:sz="6" w:space="2" w:color="C9D2DD"/>
@@ -1331,7 +1331,7 @@
       </w:tblGrid>
       <w:tr>
         <w:trPr>
-          <w:trHeight w:val="337" w:hRule="atLeast"/>
+          <w:trHeight w:val="396" w:hRule="atLeast"/>
         </w:trPr>
         <w:tc>
           <w:tcPr>
@@ -1568,7 +1568,7 @@
       </w:tr>
       <w:tr>
         <w:trPr>
-          <w:trHeight w:val="337" w:hRule="atLeast"/>
+          <w:trHeight w:val="396" w:hRule="atLeast"/>
         </w:trPr>
         <w:tc>
           <w:tcPr>
@@ -1584,7 +1584,7 @@
           <w:p>
             <w:pPr>
               <w:spacing w:after="0" w:line="312" w:lineRule="auto"/>
-              <w:jc w:val="left"/>
+              <w:jc w:val="center"/>
             </w:pPr>
             <w:r/>
             <w:r>
@@ -1610,7 +1610,7 @@
           <w:p>
             <w:pPr>
               <w:spacing w:after="0" w:line="312" w:lineRule="auto"/>
-              <w:jc w:val="left"/>
+              <w:jc w:val="center"/>
             </w:pPr>
             <w:r/>
             <w:r>
@@ -1636,7 +1636,7 @@
           <w:p>
             <w:pPr>
               <w:spacing w:after="0" w:line="312" w:lineRule="auto"/>
-              <w:jc w:val="left"/>
+              <w:jc w:val="center"/>
             </w:pPr>
             <w:r/>
             <w:r>
@@ -1662,7 +1662,7 @@
           <w:p>
             <w:pPr>
               <w:spacing w:after="0" w:line="312" w:lineRule="auto"/>
-              <w:jc w:val="left"/>
+              <w:jc w:val="center"/>
             </w:pPr>
             <w:r/>
             <w:r>
@@ -1688,7 +1688,7 @@
           <w:p>
             <w:pPr>
               <w:spacing w:after="0" w:line="312" w:lineRule="auto"/>
-              <w:jc w:val="left"/>
+              <w:jc w:val="center"/>
             </w:pPr>
             <w:r/>
             <w:r>
@@ -1714,7 +1714,7 @@
           <w:p>
             <w:pPr>
               <w:spacing w:after="0" w:line="312" w:lineRule="auto"/>
-              <w:jc w:val="left"/>
+              <w:jc w:val="center"/>
             </w:pPr>
             <w:r/>
             <w:r>
@@ -1740,7 +1740,7 @@
           <w:p>
             <w:pPr>
               <w:spacing w:after="0" w:line="312" w:lineRule="auto"/>
-              <w:jc w:val="left"/>
+              <w:jc w:val="center"/>
             </w:pPr>
             <w:r/>
             <w:r>
@@ -1766,7 +1766,7 @@
           <w:p>
             <w:pPr>
               <w:spacing w:after="0" w:line="312" w:lineRule="auto"/>
-              <w:jc w:val="left"/>
+              <w:jc w:val="center"/>
             </w:pPr>
             <w:r/>
             <w:r>
@@ -1781,7 +1781,7 @@
       </w:tr>
       <w:tr>
         <w:trPr>
-          <w:trHeight w:val="337" w:hRule="atLeast"/>
+          <w:trHeight w:val="396" w:hRule="atLeast"/>
         </w:trPr>
         <w:tc>
           <w:tcPr>
@@ -1797,7 +1797,7 @@
           <w:p>
             <w:pPr>
               <w:spacing w:after="0" w:line="312" w:lineRule="auto"/>
-              <w:jc w:val="left"/>
+              <w:jc w:val="center"/>
             </w:pPr>
             <w:r/>
             <w:r>
@@ -1823,7 +1823,7 @@
           <w:p>
             <w:pPr>
               <w:spacing w:after="0" w:line="312" w:lineRule="auto"/>
-              <w:jc w:val="left"/>
+              <w:jc w:val="center"/>
             </w:pPr>
             <w:r/>
             <w:r>
@@ -1849,7 +1849,7 @@
           <w:p>
             <w:pPr>
               <w:spacing w:after="0" w:line="312" w:lineRule="auto"/>
-              <w:jc w:val="left"/>
+              <w:jc w:val="center"/>
             </w:pPr>
             <w:r/>
             <w:r>
@@ -1875,7 +1875,7 @@
           <w:p>
             <w:pPr>
               <w:spacing w:after="0" w:line="312" w:lineRule="auto"/>
-              <w:jc w:val="left"/>
+              <w:jc w:val="center"/>
             </w:pPr>
             <w:r/>
             <w:r>
@@ -1901,7 +1901,7 @@
           <w:p>
             <w:pPr>
               <w:spacing w:after="0" w:line="312" w:lineRule="auto"/>
-              <w:jc w:val="left"/>
+              <w:jc w:val="center"/>
             </w:pPr>
             <w:r/>
             <w:r>
@@ -1927,7 +1927,7 @@
           <w:p>
             <w:pPr>
               <w:spacing w:after="0" w:line="312" w:lineRule="auto"/>
-              <w:jc w:val="left"/>
+              <w:jc w:val="center"/>
             </w:pPr>
             <w:r/>
             <w:r>
@@ -1953,7 +1953,7 @@
           <w:p>
             <w:pPr>
               <w:spacing w:after="0" w:line="312" w:lineRule="auto"/>
-              <w:jc w:val="left"/>
+              <w:jc w:val="center"/>
             </w:pPr>
             <w:r/>
             <w:r>
@@ -1979,7 +1979,7 @@
           <w:p>
             <w:pPr>
               <w:spacing w:after="0" w:line="312" w:lineRule="auto"/>
-              <w:jc w:val="left"/>
+              <w:jc w:val="center"/>
             </w:pPr>
             <w:r/>
             <w:r>
@@ -1994,7 +1994,7 @@
       </w:tr>
       <w:tr>
         <w:trPr>
-          <w:trHeight w:val="337" w:hRule="atLeast"/>
+          <w:trHeight w:val="396" w:hRule="atLeast"/>
         </w:trPr>
         <w:tc>
           <w:tcPr>
@@ -2010,7 +2010,7 @@
           <w:p>
             <w:pPr>
               <w:spacing w:after="0" w:line="312" w:lineRule="auto"/>
-              <w:jc w:val="left"/>
+              <w:jc w:val="center"/>
             </w:pPr>
             <w:r/>
             <w:r>
@@ -2036,7 +2036,7 @@
           <w:p>
             <w:pPr>
               <w:spacing w:after="0" w:line="312" w:lineRule="auto"/>
-              <w:jc w:val="left"/>
+              <w:jc w:val="center"/>
             </w:pPr>
             <w:r/>
             <w:r>
@@ -2062,7 +2062,7 @@
           <w:p>
             <w:pPr>
               <w:spacing w:after="0" w:line="312" w:lineRule="auto"/>
-              <w:jc w:val="left"/>
+              <w:jc w:val="center"/>
             </w:pPr>
             <w:r/>
             <w:r>
@@ -2088,7 +2088,7 @@
           <w:p>
             <w:pPr>
               <w:spacing w:after="0" w:line="312" w:lineRule="auto"/>
-              <w:jc w:val="left"/>
+              <w:jc w:val="center"/>
             </w:pPr>
             <w:r/>
             <w:r>
@@ -2114,7 +2114,7 @@
           <w:p>
             <w:pPr>
               <w:spacing w:after="0" w:line="312" w:lineRule="auto"/>
-              <w:jc w:val="left"/>
+              <w:jc w:val="center"/>
             </w:pPr>
             <w:r/>
             <w:r>
@@ -2140,7 +2140,7 @@
           <w:p>
             <w:pPr>
               <w:spacing w:after="0" w:line="312" w:lineRule="auto"/>
-              <w:jc w:val="left"/>
+              <w:jc w:val="center"/>
             </w:pPr>
             <w:r/>
             <w:r>
@@ -2166,7 +2166,7 @@
           <w:p>
             <w:pPr>
               <w:spacing w:after="0" w:line="312" w:lineRule="auto"/>
-              <w:jc w:val="left"/>
+              <w:jc w:val="center"/>
             </w:pPr>
             <w:r/>
             <w:r>
@@ -2192,7 +2192,7 @@
           <w:p>
             <w:pPr>
               <w:spacing w:after="0" w:line="312" w:lineRule="auto"/>
-              <w:jc w:val="left"/>
+              <w:jc w:val="center"/>
             </w:pPr>
             <w:r/>
             <w:r>
@@ -2207,7 +2207,7 @@
       </w:tr>
       <w:tr>
         <w:trPr>
-          <w:trHeight w:val="337" w:hRule="atLeast"/>
+          <w:trHeight w:val="396" w:hRule="atLeast"/>
         </w:trPr>
         <w:tc>
           <w:tcPr>
@@ -2223,7 +2223,7 @@
           <w:p>
             <w:pPr>
               <w:spacing w:after="0" w:line="312" w:lineRule="auto"/>
-              <w:jc w:val="left"/>
+              <w:jc w:val="center"/>
             </w:pPr>
             <w:r/>
             <w:r>
@@ -2249,7 +2249,7 @@
           <w:p>
             <w:pPr>
               <w:spacing w:after="0" w:line="312" w:lineRule="auto"/>
-              <w:jc w:val="left"/>
+              <w:jc w:val="center"/>
             </w:pPr>
             <w:r/>
             <w:r>
@@ -2275,7 +2275,7 @@
           <w:p>
             <w:pPr>
               <w:spacing w:after="0" w:line="312" w:lineRule="auto"/>
-              <w:jc w:val="left"/>
+              <w:jc w:val="center"/>
             </w:pPr>
             <w:r/>
             <w:r>
@@ -2301,7 +2301,7 @@
           <w:p>
             <w:pPr>
               <w:spacing w:after="0" w:line="312" w:lineRule="auto"/>
-              <w:jc w:val="left"/>
+              <w:jc w:val="center"/>
             </w:pPr>
             <w:r/>
             <w:r>
@@ -2327,7 +2327,7 @@
           <w:p>
             <w:pPr>
               <w:spacing w:after="0" w:line="312" w:lineRule="auto"/>
-              <w:jc w:val="left"/>
+              <w:jc w:val="center"/>
             </w:pPr>
             <w:r/>
             <w:r>
@@ -2353,7 +2353,7 @@
           <w:p>
             <w:pPr>
               <w:spacing w:after="0" w:line="312" w:lineRule="auto"/>
-              <w:jc w:val="left"/>
+              <w:jc w:val="center"/>
             </w:pPr>
             <w:r/>
             <w:r>
@@ -2379,7 +2379,7 @@
           <w:p>
             <w:pPr>
               <w:spacing w:after="0" w:line="312" w:lineRule="auto"/>
-              <w:jc w:val="left"/>
+              <w:jc w:val="center"/>
             </w:pPr>
             <w:r/>
             <w:r>
@@ -2405,7 +2405,7 @@
           <w:p>
             <w:pPr>
               <w:spacing w:after="0" w:line="312" w:lineRule="auto"/>
-              <w:jc w:val="left"/>
+              <w:jc w:val="center"/>
             </w:pPr>
             <w:r/>
             <w:r>
@@ -2421,7 +2421,7 @@
     </w:tbl>
     <w:p>
       <w:pPr>
-        <w:spacing w:after="34" w:before="0" w:line="312" w:lineRule="auto"/>
+        <w:spacing w:after="40" w:before="0" w:line="312" w:lineRule="auto"/>
         <w:jc w:val="left"/>
       </w:pPr>
       <w:r>
@@ -2434,7 +2434,7 @@
     </w:p>
     <w:p>
       <w:pPr>
-        <w:spacing w:after="34" w:before="68" w:line="312" w:lineRule="auto"/>
+        <w:spacing w:after="40" w:before="80" w:line="312" w:lineRule="auto"/>
         <w:jc w:val="left"/>
         <w:pBdr>
           <w:bottom w:val="single" w:sz="6" w:space="2" w:color="C9D2DD"/>
@@ -2478,7 +2478,7 @@
       </w:tblGrid>
       <w:tr>
         <w:trPr>
-          <w:trHeight w:val="337" w:hRule="atLeast"/>
+          <w:trHeight w:val="396" w:hRule="atLeast"/>
         </w:trPr>
         <w:tc>
           <w:tcPr>
@@ -2686,7 +2686,7 @@
       </w:tr>
       <w:tr>
         <w:trPr>
-          <w:trHeight w:val="337" w:hRule="atLeast"/>
+          <w:trHeight w:val="396" w:hRule="atLeast"/>
         </w:trPr>
         <w:tc>
           <w:tcPr>
@@ -2702,7 +2702,7 @@
           <w:p>
             <w:pPr>
               <w:spacing w:after="0" w:line="312" w:lineRule="auto"/>
-              <w:jc w:val="left"/>
+              <w:jc w:val="center"/>
             </w:pPr>
             <w:r/>
             <w:r>
@@ -2728,7 +2728,7 @@
           <w:p>
             <w:pPr>
               <w:spacing w:after="0" w:line="312" w:lineRule="auto"/>
-              <w:jc w:val="left"/>
+              <w:jc w:val="center"/>
             </w:pPr>
             <w:r/>
             <w:r>
@@ -2754,7 +2754,7 @@
           <w:p>
             <w:pPr>
               <w:spacing w:after="0" w:line="312" w:lineRule="auto"/>
-              <w:jc w:val="left"/>
+              <w:jc w:val="center"/>
             </w:pPr>
             <w:r/>
             <w:r>
@@ -2780,7 +2780,7 @@
           <w:p>
             <w:pPr>
               <w:spacing w:after="0" w:line="312" w:lineRule="auto"/>
-              <w:jc w:val="left"/>
+              <w:jc w:val="center"/>
             </w:pPr>
             <w:r/>
             <w:r>
@@ -2806,7 +2806,7 @@
           <w:p>
             <w:pPr>
               <w:spacing w:after="0" w:line="312" w:lineRule="auto"/>
-              <w:jc w:val="left"/>
+              <w:jc w:val="center"/>
             </w:pPr>
             <w:r/>
             <w:r>
@@ -2832,7 +2832,7 @@
           <w:p>
             <w:pPr>
               <w:spacing w:after="0" w:line="312" w:lineRule="auto"/>
-              <w:jc w:val="left"/>
+              <w:jc w:val="center"/>
             </w:pPr>
             <w:r/>
             <w:r>
@@ -2858,7 +2858,7 @@
           <w:p>
             <w:pPr>
               <w:spacing w:after="0" w:line="312" w:lineRule="auto"/>
-              <w:jc w:val="left"/>
+              <w:jc w:val="center"/>
             </w:pPr>
             <w:r/>
             <w:r>
@@ -2873,7 +2873,7 @@
       </w:tr>
       <w:tr>
         <w:trPr>
-          <w:trHeight w:val="337" w:hRule="atLeast"/>
+          <w:trHeight w:val="396" w:hRule="atLeast"/>
         </w:trPr>
         <w:tc>
           <w:tcPr>
@@ -2889,7 +2889,7 @@
           <w:p>
             <w:pPr>
               <w:spacing w:after="0" w:line="312" w:lineRule="auto"/>
-              <w:jc w:val="left"/>
+              <w:jc w:val="center"/>
             </w:pPr>
             <w:r/>
             <w:r>
@@ -2915,7 +2915,7 @@
           <w:p>
             <w:pPr>
               <w:spacing w:after="0" w:line="312" w:lineRule="auto"/>
-              <w:jc w:val="left"/>
+              <w:jc w:val="center"/>
             </w:pPr>
             <w:r/>
             <w:r>
@@ -2941,7 +2941,7 @@
           <w:p>
             <w:pPr>
               <w:spacing w:after="0" w:line="312" w:lineRule="auto"/>
-              <w:jc w:val="left"/>
+              <w:jc w:val="center"/>
             </w:pPr>
             <w:r/>
             <w:r>
@@ -2967,7 +2967,7 @@
           <w:p>
             <w:pPr>
               <w:spacing w:after="0" w:line="312" w:lineRule="auto"/>
-              <w:jc w:val="left"/>
+              <w:jc w:val="center"/>
             </w:pPr>
             <w:r/>
             <w:r>
@@ -2993,7 +2993,7 @@
           <w:p>
             <w:pPr>
               <w:spacing w:after="0" w:line="312" w:lineRule="auto"/>
-              <w:jc w:val="left"/>
+              <w:jc w:val="center"/>
             </w:pPr>
             <w:r/>
             <w:r>
@@ -3019,7 +3019,7 @@
           <w:p>
             <w:pPr>
               <w:spacing w:after="0" w:line="312" w:lineRule="auto"/>
-              <w:jc w:val="left"/>
+              <w:jc w:val="center"/>
             </w:pPr>
             <w:r/>
             <w:r>
@@ -3045,7 +3045,7 @@
           <w:p>
             <w:pPr>
               <w:spacing w:after="0" w:line="312" w:lineRule="auto"/>
-              <w:jc w:val="left"/>
+              <w:jc w:val="center"/>
             </w:pPr>
             <w:r/>
             <w:r>
@@ -3060,7 +3060,7 @@
       </w:tr>
       <w:tr>
         <w:trPr>
-          <w:trHeight w:val="337" w:hRule="atLeast"/>
+          <w:trHeight w:val="396" w:hRule="atLeast"/>
         </w:trPr>
         <w:tc>
           <w:tcPr>
@@ -3076,7 +3076,7 @@
           <w:p>
             <w:pPr>
               <w:spacing w:after="0" w:line="312" w:lineRule="auto"/>
-              <w:jc w:val="left"/>
+              <w:jc w:val="center"/>
             </w:pPr>
             <w:r/>
             <w:r>
@@ -3102,7 +3102,7 @@
           <w:p>
             <w:pPr>
               <w:spacing w:after="0" w:line="312" w:lineRule="auto"/>
-              <w:jc w:val="left"/>
+              <w:jc w:val="center"/>
             </w:pPr>
             <w:r/>
             <w:r>
@@ -3128,7 +3128,7 @@
           <w:p>
             <w:pPr>
               <w:spacing w:after="0" w:line="312" w:lineRule="auto"/>
-              <w:jc w:val="left"/>
+              <w:jc w:val="center"/>
             </w:pPr>
             <w:r/>
             <w:r>
@@ -3154,7 +3154,7 @@
           <w:p>
             <w:pPr>
               <w:spacing w:after="0" w:line="312" w:lineRule="auto"/>
-              <w:jc w:val="left"/>
+              <w:jc w:val="center"/>
             </w:pPr>
             <w:r/>
             <w:r>
@@ -3180,7 +3180,7 @@
           <w:p>
             <w:pPr>
               <w:spacing w:after="0" w:line="312" w:lineRule="auto"/>
-              <w:jc w:val="left"/>
+              <w:jc w:val="center"/>
             </w:pPr>
             <w:r/>
             <w:r>
@@ -3206,7 +3206,7 @@
           <w:p>
             <w:pPr>
               <w:spacing w:after="0" w:line="312" w:lineRule="auto"/>
-              <w:jc w:val="left"/>
+              <w:jc w:val="center"/>
             </w:pPr>
             <w:r/>
             <w:r>
@@ -3232,7 +3232,7 @@
           <w:p>
             <w:pPr>
               <w:spacing w:after="0" w:line="312" w:lineRule="auto"/>
-              <w:jc w:val="left"/>
+              <w:jc w:val="center"/>
             </w:pPr>
             <w:r/>
             <w:r>
@@ -3247,7 +3247,7 @@
       </w:tr>
       <w:tr>
         <w:trPr>
-          <w:trHeight w:val="337" w:hRule="atLeast"/>
+          <w:trHeight w:val="396" w:hRule="atLeast"/>
         </w:trPr>
         <w:tc>
           <w:tcPr>
@@ -3263,7 +3263,7 @@
           <w:p>
             <w:pPr>
               <w:spacing w:after="0" w:line="312" w:lineRule="auto"/>
-              <w:jc w:val="left"/>
+              <w:jc w:val="center"/>
             </w:pPr>
             <w:r/>
             <w:r>
@@ -3289,7 +3289,7 @@
           <w:p>
             <w:pPr>
               <w:spacing w:after="0" w:line="312" w:lineRule="auto"/>
-              <w:jc w:val="left"/>
+              <w:jc w:val="center"/>
             </w:pPr>
             <w:r/>
             <w:r>
@@ -3315,7 +3315,7 @@
           <w:p>
             <w:pPr>
               <w:spacing w:after="0" w:line="312" w:lineRule="auto"/>
-              <w:jc w:val="left"/>
+              <w:jc w:val="center"/>
             </w:pPr>
             <w:r/>
             <w:r>
@@ -3341,7 +3341,7 @@
           <w:p>
             <w:pPr>
               <w:spacing w:after="0" w:line="312" w:lineRule="auto"/>
-              <w:jc w:val="left"/>
+              <w:jc w:val="center"/>
             </w:pPr>
             <w:r/>
             <w:r>
@@ -3367,7 +3367,7 @@
           <w:p>
             <w:pPr>
               <w:spacing w:after="0" w:line="312" w:lineRule="auto"/>
-              <w:jc w:val="left"/>
+              <w:jc w:val="center"/>
             </w:pPr>
             <w:r/>
             <w:r>
@@ -3393,7 +3393,7 @@
           <w:p>
             <w:pPr>
               <w:spacing w:after="0" w:line="312" w:lineRule="auto"/>
-              <w:jc w:val="left"/>
+              <w:jc w:val="center"/>
             </w:pPr>
             <w:r/>
             <w:r>
@@ -3419,7 +3419,7 @@
           <w:p>
             <w:pPr>
               <w:spacing w:after="0" w:line="312" w:lineRule="auto"/>
-              <w:jc w:val="left"/>
+              <w:jc w:val="center"/>
             </w:pPr>
             <w:r/>
             <w:r>
@@ -3435,7 +3435,7 @@
     </w:tbl>
     <w:p>
       <w:pPr>
-        <w:spacing w:after="34" w:before="0" w:line="312" w:lineRule="auto"/>
+        <w:spacing w:after="40" w:before="0" w:line="312" w:lineRule="auto"/>
         <w:jc w:val="left"/>
       </w:pPr>
       <w:r>
@@ -3448,7 +3448,7 @@
     </w:p>
     <w:p>
       <w:pPr>
-        <w:spacing w:after="34" w:before="0" w:line="312" w:lineRule="auto"/>
+        <w:spacing w:after="40" w:before="0" w:line="312" w:lineRule="auto"/>
         <w:jc w:val="left"/>
       </w:pPr>
       <w:r>
@@ -3474,7 +3474,7 @@
       </w:tblGrid>
       <w:tr>
         <w:trPr>
-          <w:trHeight w:val="963" w:hRule="atLeast"/>
+          <w:trHeight w:val="1134" w:hRule="atLeast"/>
         </w:trPr>
         <w:tc>
           <w:tcPr>
@@ -3497,7 +3497,7 @@
               <w:rPr>
                 <w:rFonts w:ascii="Malgun Gothic" w:hAnsi="Malgun Gothic" w:eastAsia="Malgun Gothic" w:cs="Malgun Gothic"/>
                 <w:b w:val="0"/>
-                <w:sz w:val="20"/>
+                <w:sz w:val="19"/>
               </w:rPr>
             </w:r>
           </w:p>
@@ -3506,7 +3506,7 @@
     </w:tbl>
     <w:p>
       <w:pPr>
-        <w:spacing w:after="34" w:before="0" w:line="312" w:lineRule="auto"/>
+        <w:spacing w:after="40" w:before="0" w:line="312" w:lineRule="auto"/>
         <w:jc w:val="left"/>
       </w:pPr>
       <w:r>
@@ -3519,7 +3519,7 @@
     </w:p>
     <w:p>
       <w:pPr>
-        <w:spacing w:after="68" w:before="68" w:line="312" w:lineRule="auto"/>
+        <w:spacing w:after="80" w:before="80" w:line="312" w:lineRule="auto"/>
         <w:jc w:val="center"/>
       </w:pPr>
       <w:r>
@@ -3533,7 +3533,7 @@
     </w:p>
     <w:p>
       <w:pPr>
-        <w:spacing w:after="68" w:before="0" w:line="312" w:lineRule="auto"/>
+        <w:spacing w:after="80" w:before="0" w:line="312" w:lineRule="auto"/>
         <w:jc w:val="right"/>
       </w:pPr>
       <w:r>
@@ -3547,7 +3547,7 @@
     </w:p>
     <w:p>
       <w:pPr>
-        <w:spacing w:after="0" w:before="51" w:line="312" w:lineRule="auto"/>
+        <w:spacing w:after="0" w:before="60" w:line="312" w:lineRule="auto"/>
         <w:jc w:val="left"/>
       </w:pPr>
       <w:r>
